--- a/HR/6 - Team Roadmap.docx
+++ b/HR/6 - Team Roadmap.docx
@@ -576,13 +576,13 @@
       </w:r>
     </w:p>
     <w:bookmarkEnd w:id="12"/>
-    <w:bookmarkStart w:id="13" w:name="X57f1ea03a017dde311c8ba6bafd963019e575c2"/>
+    <w:bookmarkStart w:id="13" w:name="Xbfb38c65a129aebaeadf2196fbb9bf6ab18a6cf"/>
     <w:p>
       <w:pPr>
         <w:pStyle w:val="Heading3"/>
       </w:pPr>
       <w:r>
-        <w:t xml:space="preserve">🟢 SEPTEMBER — Meta ads, ₹20–30k/month</w:t>
+        <w:t xml:space="preserve">🟢 NOW — the room rebuild</w:t>
       </w:r>
       <w:r>
         <w:t xml:space="preserve"> </w:t>
@@ -592,7 +592,7 @@
           <w:i/>
           <w:iCs/>
         </w:rPr>
-        <w:t xml:space="preserve">(spend, not a hire)</w:t>
+        <w:t xml:space="preserve">(in progress, not a hire)</w:t>
       </w:r>
     </w:p>
     <w:p>
@@ -600,17 +600,20 @@
         <w:pStyle w:val="FirstParagraph"/>
       </w:pPr>
       <w:r>
-        <w:rPr>
-          <w:b/>
-          <w:bCs/>
-        </w:rPr>
-        <w:t xml:space="preserve">Goal: sign-ups on the batch page. Not followers, not reach.</w:t>
-      </w:r>
-      <w:r>
-        <w:t xml:space="preserve"> </w:t>
-      </w:r>
-      <w:r>
-        <w:t xml:space="preserve">At the ₹19k early-bird price, break-even on ₹30k is ~1.5 seats; a modest 4–6 seats/month is a 3–4× return.</w:t>
+        <w:t xml:space="preserve">A dedicated IFM room is being built in the office, sized for</w:t>
+      </w:r>
+      <w:r>
+        <w:t xml:space="preserve"> </w:t>
+      </w:r>
+      <w:r>
+        <w:rPr>
+          <w:b/>
+          <w:bCs/>
+        </w:rPr>
+        <w:t xml:space="preserve">18–20 students</w:t>
+      </w:r>
+      <w:r>
+        <w:t xml:space="preserve">. It runs in parallel with the sales hire and neither waits for the other.</w:t>
       </w:r>
     </w:p>
     <w:p>
@@ -622,147 +625,39 @@
           <w:b/>
           <w:bCs/>
         </w:rPr>
-        <w:t xml:space="preserve">Homework before a rupee is spent:</w:t>
-      </w:r>
-      <w:r>
-        <w:t xml:space="preserve"> </w:t>
-      </w:r>
-      <w:r>
-        <w:t xml:space="preserve">-</w:t>
-      </w:r>
-      <w:r>
-        <w:t xml:space="preserve"> </w:t>
-      </w:r>
-      <w:r>
-        <w:rPr>
-          <w:b/>
-          <w:bCs/>
-        </w:rPr>
-        <w:t xml:space="preserve">Meta Pixel on the registration page</w:t>
-      </w:r>
-      <w:r>
-        <w:t xml:space="preserve"> </w:t>
-      </w:r>
-      <w:r>
-        <w:t xml:space="preserve">— count sign-ups, not clicks</w:t>
-      </w:r>
-      <w:r>
-        <w:t xml:space="preserve"> </w:t>
-      </w:r>
-      <w:r>
-        <w:t xml:space="preserve">-</w:t>
-      </w:r>
-      <w:r>
-        <w:t xml:space="preserve"> </w:t>
-      </w:r>
-      <w:r>
-        <w:rPr>
-          <w:b/>
-          <w:bCs/>
-        </w:rPr>
-        <w:t xml:space="preserve">A persuasion layer above the form</w:t>
-      </w:r>
-      <w:r>
-        <w:t xml:space="preserve"> </w:t>
-      </w:r>
-      <w:r>
-        <w:t xml:space="preserve">— ads land cold, and today the page is a checkout</w:t>
-      </w:r>
-      <w:r>
-        <w:t xml:space="preserve"> </w:t>
-      </w:r>
-      <w:r>
-        <w:t xml:space="preserve">-</w:t>
-      </w:r>
-      <w:r>
-        <w:t xml:space="preserve"> </w:t>
-      </w:r>
-      <w:r>
-        <w:rPr>
-          <w:b/>
-          <w:bCs/>
-        </w:rPr>
-        <w:t xml:space="preserve">Creative from what already works</w:t>
-      </w:r>
-      <w:r>
-        <w:t xml:space="preserve"> </w:t>
-      </w:r>
-      <w:r>
-        <w:t xml:space="preserve">— faces: workshop footage, certificate photos (consent done first)</w:t>
-      </w:r>
-      <w:r>
-        <w:t xml:space="preserve"> </w:t>
-      </w:r>
-      <w:r>
-        <w:t xml:space="preserve">-</w:t>
-      </w:r>
-      <w:r>
-        <w:t xml:space="preserve"> </w:t>
-      </w:r>
-      <w:r>
-        <w:rPr>
-          <w:b/>
-          <w:bCs/>
-        </w:rPr>
-        <w:t xml:space="preserve">Geo-target Mumbai</w:t>
-      </w:r>
-      <w:r>
-        <w:t xml:space="preserve"> </w:t>
-      </w:r>
-      <w:r>
-        <w:t xml:space="preserve">— classes are in person at Nariman Point</w:t>
-      </w:r>
-      <w:r>
-        <w:t xml:space="preserve"> </w:t>
-      </w:r>
-      <w:r>
-        <w:t xml:space="preserve">-</w:t>
-      </w:r>
-      <w:r>
-        <w:t xml:space="preserve"> </w:t>
-      </w:r>
-      <w:r>
-        <w:rPr>
-          <w:b/>
-          <w:bCs/>
-        </w:rPr>
-        <w:t xml:space="preserve">A META coupon code</w:t>
-      </w:r>
-      <w:r>
-        <w:t xml:space="preserve"> </w:t>
-      </w:r>
-      <w:r>
-        <w:t xml:space="preserve">— every ad seat traceable, same pattern as ASBA001</w:t>
-      </w:r>
-      <w:r>
-        <w:t xml:space="preserve"> </w:t>
-      </w:r>
-      <w:r>
-        <w:t xml:space="preserve">-</w:t>
-      </w:r>
-      <w:r>
-        <w:t xml:space="preserve"> </w:t>
-      </w:r>
-      <w:r>
-        <w:rPr>
-          <w:b/>
-          <w:bCs/>
-        </w:rPr>
-        <w:t xml:space="preserve">A named owner</w:t>
-      </w:r>
-      <w:r>
-        <w:t xml:space="preserve"> </w:t>
-      </w:r>
-      <w:r>
-        <w:t xml:space="preserve">— agency scope or freelancer, decided before September</w:t>
-      </w:r>
-    </w:p>
-    <w:p>
-      <w:pPr>
-        <w:pStyle w:val="BlockText"/>
-      </w:pPr>
-      <w:r>
-        <w:t xml:space="preserve">Ads amplify whatever they land on. Pointed at a page that can convert and a pixel that can count, ₹30k is 4–6 seats. Pointed at today’s setup, it’s just reach.</w:t>
+        <w:t xml:space="preserve">Why it matters here:</w:t>
+      </w:r>
+      <w:r>
+        <w:t xml:space="preserve"> </w:t>
+      </w:r>
+      <w:r>
+        <w:t xml:space="preserve">it raises the ceiling from ~15–18 a batch to 18–20 — roughly</w:t>
+      </w:r>
+      <w:r>
+        <w:t xml:space="preserve"> </w:t>
+      </w:r>
+      <w:r>
+        <w:rPr>
+          <w:b/>
+          <w:bCs/>
+        </w:rPr>
+        <w:t xml:space="preserve">36–40 mothers a month across both batches</w:t>
+      </w:r>
+      <w:r>
+        <w:t xml:space="preserve"> </w:t>
+      </w:r>
+      <w:r>
+        <w:t xml:space="preserve">— and it does so before the sales hire is at full productivity.</w:t>
+      </w:r>
+      <w:r>
+        <w:t xml:space="preserve"> </w:t>
+      </w:r>
+      <w:r>
+        <w:rPr>
+          <w:b/>
+          <w:bCs/>
+        </w:rPr>
+        <w:t xml:space="preserve">The capacity arrives just as the demand does.</w:t>
       </w:r>
     </w:p>
     <w:p>
